--- a/Etapa Construcción - Iteración 3/Diseño/Especificacion CU18 Añadir Categoría- Kairos - NexTech.docx
+++ b/Etapa Construcción - Iteración 3/Diseño/Especificacion CU18 Añadir Categoría- Kairos - NexTech.docx
@@ -1257,12 +1257,12 @@
             <wp:extent cx="1304925" cy="2019300"/>
             <wp:effectExtent b="0" l="0" r="0" t="0"/>
             <wp:wrapSquare wrapText="bothSides" distB="0" distT="0" distL="114300" distR="114300"/>
-            <wp:docPr descr="UNPA.JPG" id="138" name="image1.jpg"/>
+            <wp:docPr descr="UNPA.JPG" id="138" name="image3.jpg"/>
             <a:graphic>
               <a:graphicData uri="http://schemas.openxmlformats.org/drawingml/2006/picture">
                 <pic:pic>
                   <pic:nvPicPr>
-                    <pic:cNvPr descr="UNPA.JPG" id="0" name="image1.jpg"/>
+                    <pic:cNvPr descr="UNPA.JPG" id="0" name="image3.jpg"/>
                     <pic:cNvPicPr preferRelativeResize="0"/>
                   </pic:nvPicPr>
                   <pic:blipFill>
@@ -1400,7 +1400,7 @@
     </w:p>
     <w:sdt>
       <w:sdtPr>
-        <w:id w:val="-1228410727"/>
+        <w:id w:val="793353589"/>
         <w:docPartObj>
           <w:docPartGallery w:val="Table of Contents"/>
           <w:docPartUnique w:val="1"/>
@@ -1424,8 +1424,8 @@
               <w:smallCaps w:val="0"/>
               <w:strike w:val="0"/>
               <w:color w:val="000000"/>
-              <w:sz w:val="22"/>
-              <w:szCs w:val="22"/>
+              <w:sz w:val="24"/>
+              <w:szCs w:val="24"/>
               <w:u w:val="none"/>
               <w:shd w:fill="auto" w:val="clear"/>
               <w:vertAlign w:val="baseline"/>
@@ -1447,8 +1447,8 @@
                 <w:smallCaps w:val="0"/>
                 <w:strike w:val="0"/>
                 <w:color w:val="000000"/>
-                <w:sz w:val="22"/>
-                <w:szCs w:val="22"/>
+                <w:sz w:val="24"/>
+                <w:szCs w:val="24"/>
                 <w:u w:val="none"/>
                 <w:shd w:fill="auto" w:val="clear"/>
                 <w:vertAlign w:val="baseline"/>
@@ -1482,8 +1482,8 @@
               <w:smallCaps w:val="0"/>
               <w:strike w:val="0"/>
               <w:color w:val="000000"/>
-              <w:sz w:val="22"/>
-              <w:szCs w:val="22"/>
+              <w:sz w:val="24"/>
+              <w:szCs w:val="24"/>
               <w:u w:val="none"/>
               <w:shd w:fill="auto" w:val="clear"/>
               <w:vertAlign w:val="baseline"/>
@@ -1492,7 +1492,7 @@
           <w:hyperlink w:anchor="_heading=h.ncnjke955axu">
             <w:r>
               <w:rPr>
-                <w:rFonts w:ascii="Calibri" w:cs="Calibri" w:eastAsia="Calibri" w:hAnsi="Calibri"/>
+                <w:rFonts w:ascii="Arial" w:cs="Arial" w:eastAsia="Arial" w:hAnsi="Arial"/>
                 <w:b w:val="1"/>
                 <w:bCs w:val="1"/>
                 <w:i w:val="0"/>
@@ -1500,8 +1500,8 @@
                 <w:smallCaps w:val="0"/>
                 <w:strike w:val="0"/>
                 <w:color w:val="000000"/>
-                <w:sz w:val="28"/>
-                <w:szCs w:val="28"/>
+                <w:sz w:val="24"/>
+                <w:szCs w:val="24"/>
                 <w:u w:val="none"/>
                 <w:shd w:fill="auto" w:val="clear"/>
                 <w:vertAlign w:val="baseline"/>
@@ -2198,7 +2198,7 @@
     <w:sdt>
       <w:sdtPr>
         <w:lock w:val="contentLocked"/>
-        <w:id w:val="1907991871"/>
+        <w:id w:val="-885181987"/>
         <w:tag w:val="goog_rdk_0"/>
       </w:sdtPr>
       <w:sdtContent>
@@ -2479,7 +2479,7 @@
                   <w:rPr>
                     <w:rtl w:val="0"/>
                   </w:rPr>
-                  <w:t xml:space="preserve">El actor presiona el botón “Categorías” desde la PantallaPlanificacion.</w:t>
+                  <w:t xml:space="preserve">El líder de proyecto presiona el botón “Categorías” desde la PantallaPlanificacion.</w:t>
                 </w:r>
               </w:p>
             </w:tc>
@@ -2711,55 +2711,7 @@
                   <w:rPr>
                     <w:rtl w:val="0"/>
                   </w:rPr>
-                  <w:t xml:space="preserve"> se despliega. El actor rellena los campos ‘Nombre’ y ‘Descripción (opcional)’ y presiona “Aceptar”. La InterfazUsuario envía el evento </w:t>
-                </w:r>
-                <w:r>
-                  <w:rPr>
-                    <w:i w:val="1"/>
-                    <w:iCs w:val="1"/>
-                    <w:rtl w:val="0"/>
-                  </w:rPr>
-                  <w:t xml:space="preserve">crearCategoria</w:t>
-                </w:r>
-                <w:r>
-                  <w:rPr>
-                    <w:i w:val="1"/>
-                    <w:iCs w:val="1"/>
-                    <w:rtl w:val="0"/>
-                  </w:rPr>
-                  <w:t xml:space="preserve">(datos</w:t>
-                </w:r>
-                <w:r>
-                  <w:rPr>
-                    <w:rtl w:val="0"/>
-                  </w:rPr>
-                  <w:t xml:space="preserve">) al </w:t>
-                </w:r>
-                <w:r>
-                  <w:rPr>
-                    <w:u w:val="single"/>
-                    <w:rtl w:val="0"/>
-                  </w:rPr>
-                  <w:t xml:space="preserve">ManejadorTarea</w:t>
-                </w:r>
-                <w:r>
-                  <w:rPr>
-                    <w:rtl w:val="0"/>
-                  </w:rPr>
-                  <w:t xml:space="preserve">. Este envía el evento a la entidad Tarea, quien solicita a la </w:t>
-                </w:r>
-                <w:r>
-                  <w:rPr>
-                    <w:u w:val="single"/>
-                    <w:rtl w:val="0"/>
-                  </w:rPr>
-                  <w:t xml:space="preserve">InterfazBDD</w:t>
-                </w:r>
-                <w:r>
-                  <w:rPr>
-                    <w:rtl w:val="0"/>
-                  </w:rPr>
-                  <w:t xml:space="preserve"> validar y guardar los datos.</w:t>
+                  <w:t xml:space="preserve"> se despliega. </w:t>
                 </w:r>
               </w:p>
             </w:tc>
@@ -2855,6 +2807,20 @@
                   <w:rPr>
                     <w:rtl w:val="0"/>
                   </w:rPr>
+                  <w:t xml:space="preserve">El líder de proyecto completa los campos y presiona “Aceptar”.</w:t>
+                </w:r>
+              </w:p>
+              <w:p>
+                <w:pPr>
+                  <w:widowControl w:val="0"/>
+                  <w:spacing w:before="0" w:line="240" w:lineRule="auto"/>
+                  <w:ind w:left="0"/>
+                  <w:rPr/>
+                </w:pPr>
+                <w:r>
+                  <w:rPr>
+                    <w:rtl w:val="0"/>
+                  </w:rPr>
                   <w:t xml:space="preserve">La </w:t>
                 </w:r>
                 <w:r>
@@ -2862,13 +2828,379 @@
                     <w:u w:val="single"/>
                     <w:rtl w:val="0"/>
                   </w:rPr>
+                  <w:t xml:space="preserve">InterfazUsuario</w:t>
+                </w:r>
+                <w:r>
+                  <w:rPr>
+                    <w:rtl w:val="0"/>
+                  </w:rPr>
+                  <w:t xml:space="preserve"> envía el evento </w:t>
+                </w:r>
+                <w:r>
+                  <w:rPr>
+                    <w:rtl w:val="0"/>
+                  </w:rPr>
+                  <w:t xml:space="preserve">crearCategoria</w:t>
+                </w:r>
+                <w:r>
+                  <w:rPr>
+                    <w:rtl w:val="0"/>
+                  </w:rPr>
+                  <w:t xml:space="preserve">(datos) al </w:t>
+                </w:r>
+                <w:r>
+                  <w:rPr>
+                    <w:u w:val="single"/>
+                    <w:rtl w:val="0"/>
+                  </w:rPr>
+                  <w:t xml:space="preserve">ManejadorTarea</w:t>
+                </w:r>
+                <w:r>
+                  <w:rPr>
+                    <w:rtl w:val="0"/>
+                  </w:rPr>
+                  <w:t xml:space="preserve">.</w:t>
+                </w:r>
+              </w:p>
+            </w:tc>
+          </w:tr>
+          <w:tr>
+            <w:trPr>
+              <w:cantSplit w:val="0"/>
+              <w:trHeight w:val="773.935546875" w:hRule="atLeast"/>
+              <w:tblHeader w:val="0"/>
+            </w:trPr>
+            <w:tc>
+              <w:tcPr>
+                <w:vMerge w:val="continue"/>
+                <w:shd w:fill="auto" w:val="clear"/>
+                <w:tcMar>
+                  <w:top w:w="100.0" w:type="dxa"/>
+                  <w:left w:w="100.0" w:type="dxa"/>
+                  <w:bottom w:w="100.0" w:type="dxa"/>
+                  <w:right w:w="100.0" w:type="dxa"/>
+                </w:tcMar>
+                <w:vAlign w:val="top"/>
+              </w:tcPr>
+              <w:p>
+                <w:pPr>
+                  <w:widowControl w:val="0"/>
+                  <w:spacing w:after="0" w:before="0" w:line="240" w:lineRule="auto"/>
+                  <w:ind w:left="0" w:firstLine="0"/>
+                  <w:rPr/>
+                </w:pPr>
+                <w:r>
+                  <w:rPr>
+                    <w:rtl w:val="0"/>
+                  </w:rPr>
+                </w:r>
+              </w:p>
+            </w:tc>
+            <w:tc>
+              <w:tcPr>
+                <w:tcBorders>
+                  <w:top w:color="000000" w:space="0" w:sz="8" w:val="single"/>
+                  <w:left w:color="000000" w:space="0" w:sz="8" w:val="single"/>
+                  <w:bottom w:color="000000" w:space="0" w:sz="8" w:val="single"/>
+                  <w:right w:color="000000" w:space="0" w:sz="8" w:val="single"/>
+                </w:tcBorders>
+                <w:tcMar>
+                  <w:top w:w="100.0" w:type="dxa"/>
+                  <w:left w:w="100.0" w:type="dxa"/>
+                  <w:bottom w:w="100.0" w:type="dxa"/>
+                  <w:right w:w="100.0" w:type="dxa"/>
+                </w:tcMar>
+                <w:vAlign w:val="top"/>
+              </w:tcPr>
+              <w:p>
+                <w:pPr>
+                  <w:widowControl w:val="0"/>
+                  <w:spacing w:before="0" w:line="240" w:lineRule="auto"/>
+                  <w:ind w:left="0"/>
+                  <w:jc w:val="center"/>
+                  <w:rPr/>
+                </w:pPr>
+                <w:r>
+                  <w:rPr>
+                    <w:rtl w:val="0"/>
+                  </w:rPr>
+                  <w:t xml:space="preserve">3</w:t>
+                </w:r>
+              </w:p>
+            </w:tc>
+            <w:tc>
+              <w:tcPr>
+                <w:tcBorders>
+                  <w:top w:color="000000" w:space="0" w:sz="8" w:val="single"/>
+                  <w:left w:color="000000" w:space="0" w:sz="8" w:val="single"/>
+                  <w:bottom w:color="000000" w:space="0" w:sz="8" w:val="single"/>
+                  <w:right w:color="000000" w:space="0" w:sz="8" w:val="single"/>
+                </w:tcBorders>
+                <w:tcMar>
+                  <w:top w:w="100.0" w:type="dxa"/>
+                  <w:left w:w="100.0" w:type="dxa"/>
+                  <w:bottom w:w="100.0" w:type="dxa"/>
+                  <w:right w:w="100.0" w:type="dxa"/>
+                </w:tcMar>
+                <w:vAlign w:val="top"/>
+              </w:tcPr>
+              <w:p>
+                <w:pPr>
+                  <w:widowControl w:val="0"/>
+                  <w:spacing w:before="0" w:line="240" w:lineRule="auto"/>
+                  <w:ind w:left="0"/>
+                  <w:rPr/>
+                </w:pPr>
+                <w:r>
+                  <w:rPr>
+                    <w:rtl w:val="0"/>
+                  </w:rPr>
+                  <w:t xml:space="preserve">El ManejadorTarea valida los datos ingresados.</w:t>
+                </w:r>
+              </w:p>
+              <w:p>
+                <w:pPr>
+                  <w:widowControl w:val="0"/>
+                  <w:spacing w:before="0" w:line="240" w:lineRule="auto"/>
+                  <w:ind w:left="0"/>
+                  <w:rPr/>
+                </w:pPr>
+                <w:r>
+                  <w:rPr>
+                    <w:rtl w:val="0"/>
+                  </w:rPr>
+                  <w:t xml:space="preserve">Si son correctos, solicita a la entidad </w:t>
+                </w:r>
+                <w:r>
+                  <w:rPr>
+                    <w:u w:val="single"/>
+                    <w:rtl w:val="0"/>
+                  </w:rPr>
+                  <w:t xml:space="preserve">Categoria</w:t>
+                </w:r>
+                <w:r>
+                  <w:rPr>
+                    <w:rtl w:val="0"/>
+                  </w:rPr>
+                  <w:t xml:space="preserve"> guardar la nueva categoría.</w:t>
+                </w:r>
+              </w:p>
+            </w:tc>
+          </w:tr>
+          <w:tr>
+            <w:trPr>
+              <w:cantSplit w:val="0"/>
+              <w:trHeight w:val="773.935546875" w:hRule="atLeast"/>
+              <w:tblHeader w:val="0"/>
+            </w:trPr>
+            <w:tc>
+              <w:tcPr>
+                <w:vMerge w:val="continue"/>
+                <w:shd w:fill="auto" w:val="clear"/>
+                <w:tcMar>
+                  <w:top w:w="100.0" w:type="dxa"/>
+                  <w:left w:w="100.0" w:type="dxa"/>
+                  <w:bottom w:w="100.0" w:type="dxa"/>
+                  <w:right w:w="100.0" w:type="dxa"/>
+                </w:tcMar>
+                <w:vAlign w:val="top"/>
+              </w:tcPr>
+              <w:p>
+                <w:pPr>
+                  <w:widowControl w:val="0"/>
+                  <w:spacing w:after="0" w:before="0" w:line="240" w:lineRule="auto"/>
+                  <w:ind w:left="0" w:firstLine="0"/>
+                  <w:rPr/>
+                </w:pPr>
+                <w:r>
+                  <w:rPr>
+                    <w:rtl w:val="0"/>
+                  </w:rPr>
+                </w:r>
+              </w:p>
+            </w:tc>
+            <w:tc>
+              <w:tcPr>
+                <w:tcBorders>
+                  <w:top w:color="000000" w:space="0" w:sz="8" w:val="single"/>
+                  <w:left w:color="000000" w:space="0" w:sz="8" w:val="single"/>
+                  <w:bottom w:color="000000" w:space="0" w:sz="8" w:val="single"/>
+                  <w:right w:color="000000" w:space="0" w:sz="8" w:val="single"/>
+                </w:tcBorders>
+                <w:tcMar>
+                  <w:top w:w="100.0" w:type="dxa"/>
+                  <w:left w:w="100.0" w:type="dxa"/>
+                  <w:bottom w:w="100.0" w:type="dxa"/>
+                  <w:right w:w="100.0" w:type="dxa"/>
+                </w:tcMar>
+                <w:vAlign w:val="top"/>
+              </w:tcPr>
+              <w:p>
+                <w:pPr>
+                  <w:widowControl w:val="0"/>
+                  <w:spacing w:before="0" w:line="240" w:lineRule="auto"/>
+                  <w:ind w:left="0"/>
+                  <w:jc w:val="center"/>
+                  <w:rPr/>
+                </w:pPr>
+                <w:r>
+                  <w:rPr>
+                    <w:rtl w:val="0"/>
+                  </w:rPr>
+                  <w:t xml:space="preserve">4</w:t>
+                </w:r>
+              </w:p>
+            </w:tc>
+            <w:tc>
+              <w:tcPr>
+                <w:tcBorders>
+                  <w:top w:color="000000" w:space="0" w:sz="8" w:val="single"/>
+                  <w:left w:color="000000" w:space="0" w:sz="8" w:val="single"/>
+                  <w:bottom w:color="000000" w:space="0" w:sz="8" w:val="single"/>
+                  <w:right w:color="000000" w:space="0" w:sz="8" w:val="single"/>
+                </w:tcBorders>
+                <w:tcMar>
+                  <w:top w:w="100.0" w:type="dxa"/>
+                  <w:left w:w="100.0" w:type="dxa"/>
+                  <w:bottom w:w="100.0" w:type="dxa"/>
+                  <w:right w:w="100.0" w:type="dxa"/>
+                </w:tcMar>
+                <w:vAlign w:val="top"/>
+              </w:tcPr>
+              <w:p>
+                <w:pPr>
+                  <w:widowControl w:val="0"/>
+                  <w:spacing w:before="0" w:line="240" w:lineRule="auto"/>
+                  <w:ind w:left="0"/>
+                  <w:rPr/>
+                </w:pPr>
+                <w:r>
+                  <w:rPr>
+                    <w:rtl w:val="0"/>
+                  </w:rPr>
+                  <w:t xml:space="preserve">La entidad </w:t>
+                </w:r>
+                <w:r>
+                  <w:rPr>
+                    <w:u w:val="single"/>
+                    <w:rtl w:val="0"/>
+                  </w:rPr>
+                  <w:t xml:space="preserve">Categoria </w:t>
+                </w:r>
+                <w:r>
+                  <w:rPr>
+                    <w:rtl w:val="0"/>
+                  </w:rPr>
+                  <w:t xml:space="preserve">solicita a la </w:t>
+                </w:r>
+                <w:r>
+                  <w:rPr>
+                    <w:u w:val="single"/>
+                    <w:rtl w:val="0"/>
+                  </w:rPr>
                   <w:t xml:space="preserve">InterfazBDD</w:t>
                 </w:r>
                 <w:r>
                   <w:rPr>
                     <w:rtl w:val="0"/>
                   </w:rPr>
-                  <w:t xml:space="preserve"> solicita validar y guardar los datos a la BDD. La BDD valida los datos y guarda la nueva categoría, enviando un mensaje de éxito. La </w:t>
+                  <w:t xml:space="preserve"> guardar los datos en la BDD.</w:t>
+                </w:r>
+              </w:p>
+            </w:tc>
+          </w:tr>
+          <w:tr>
+            <w:trPr>
+              <w:cantSplit w:val="0"/>
+              <w:trHeight w:val="773.935546875" w:hRule="atLeast"/>
+              <w:tblHeader w:val="0"/>
+            </w:trPr>
+            <w:tc>
+              <w:tcPr>
+                <w:vMerge w:val="continue"/>
+                <w:shd w:fill="auto" w:val="clear"/>
+                <w:tcMar>
+                  <w:top w:w="100.0" w:type="dxa"/>
+                  <w:left w:w="100.0" w:type="dxa"/>
+                  <w:bottom w:w="100.0" w:type="dxa"/>
+                  <w:right w:w="100.0" w:type="dxa"/>
+                </w:tcMar>
+                <w:vAlign w:val="top"/>
+              </w:tcPr>
+              <w:p>
+                <w:pPr>
+                  <w:widowControl w:val="0"/>
+                  <w:spacing w:after="0" w:before="0" w:line="240" w:lineRule="auto"/>
+                  <w:ind w:left="0" w:firstLine="0"/>
+                  <w:rPr/>
+                </w:pPr>
+                <w:r>
+                  <w:rPr>
+                    <w:rtl w:val="0"/>
+                  </w:rPr>
+                </w:r>
+              </w:p>
+            </w:tc>
+            <w:tc>
+              <w:tcPr>
+                <w:tcBorders>
+                  <w:top w:color="000000" w:space="0" w:sz="8" w:val="single"/>
+                  <w:left w:color="000000" w:space="0" w:sz="8" w:val="single"/>
+                  <w:bottom w:color="000000" w:space="0" w:sz="8" w:val="single"/>
+                  <w:right w:color="000000" w:space="0" w:sz="8" w:val="single"/>
+                </w:tcBorders>
+                <w:tcMar>
+                  <w:top w:w="100.0" w:type="dxa"/>
+                  <w:left w:w="100.0" w:type="dxa"/>
+                  <w:bottom w:w="100.0" w:type="dxa"/>
+                  <w:right w:w="100.0" w:type="dxa"/>
+                </w:tcMar>
+                <w:vAlign w:val="top"/>
+              </w:tcPr>
+              <w:p>
+                <w:pPr>
+                  <w:widowControl w:val="0"/>
+                  <w:spacing w:before="0" w:line="240" w:lineRule="auto"/>
+                  <w:ind w:left="0"/>
+                  <w:jc w:val="center"/>
+                  <w:rPr/>
+                </w:pPr>
+                <w:r>
+                  <w:rPr>
+                    <w:rtl w:val="0"/>
+                  </w:rPr>
+                  <w:t xml:space="preserve">5</w:t>
+                </w:r>
+              </w:p>
+            </w:tc>
+            <w:tc>
+              <w:tcPr>
+                <w:tcBorders>
+                  <w:top w:color="000000" w:space="0" w:sz="8" w:val="single"/>
+                  <w:left w:color="000000" w:space="0" w:sz="8" w:val="single"/>
+                  <w:bottom w:color="000000" w:space="0" w:sz="8" w:val="single"/>
+                  <w:right w:color="000000" w:space="0" w:sz="8" w:val="single"/>
+                </w:tcBorders>
+                <w:tcMar>
+                  <w:top w:w="100.0" w:type="dxa"/>
+                  <w:left w:w="100.0" w:type="dxa"/>
+                  <w:bottom w:w="100.0" w:type="dxa"/>
+                  <w:right w:w="100.0" w:type="dxa"/>
+                </w:tcMar>
+                <w:vAlign w:val="top"/>
+              </w:tcPr>
+              <w:p>
+                <w:pPr>
+                  <w:widowControl w:val="0"/>
+                  <w:spacing w:before="0" w:line="240" w:lineRule="auto"/>
+                  <w:ind w:left="0"/>
+                  <w:rPr/>
+                </w:pPr>
+                <w:r>
+                  <w:rPr>
+                    <w:rtl w:val="0"/>
+                  </w:rPr>
+                  <w:t xml:space="preserve">La </w:t>
                 </w:r>
                 <w:r>
                   <w:rPr>
@@ -2881,59 +3213,33 @@
                   <w:rPr>
                     <w:rtl w:val="0"/>
                   </w:rPr>
-                  <w:t xml:space="preserve"> devuelve un mensaje de confirmación al </w:t>
-                </w:r>
-                <w:r>
-                  <w:rPr>
-                    <w:u w:val="single"/>
-                    <w:rtl w:val="0"/>
-                  </w:rPr>
-                  <w:t xml:space="preserve">ManejadorTarea</w:t>
-                </w:r>
-                <w:r>
-                  <w:rPr>
-                    <w:rtl w:val="0"/>
-                  </w:rPr>
-                  <w:t xml:space="preserve">, que lo reenvía a la I</w:t>
-                </w:r>
-                <w:r>
-                  <w:rPr>
-                    <w:u w:val="single"/>
-                    <w:rtl w:val="0"/>
-                  </w:rPr>
-                  <w:t xml:space="preserve">nterfazUsuario</w:t>
-                </w:r>
-                <w:r>
-                  <w:rPr>
-                    <w:rtl w:val="0"/>
-                  </w:rPr>
-                  <w:t xml:space="preserve">. La </w:t>
-                </w:r>
-                <w:r>
-                  <w:rPr>
-                    <w:u w:val="single"/>
-                    <w:rtl w:val="0"/>
-                  </w:rPr>
-                  <w:t xml:space="preserve">InterfazUsuario</w:t>
-                </w:r>
-                <w:r>
-                  <w:rPr>
-                    <w:rtl w:val="0"/>
-                  </w:rPr>
-                  <w:t xml:space="preserve"> solicita desplegar la </w:t>
-                </w:r>
-                <w:r>
-                  <w:rPr>
-                    <w:u w:val="single"/>
-                    <w:rtl w:val="0"/>
-                  </w:rPr>
-                  <w:t xml:space="preserve">Pantalla tareas</w:t>
-                </w:r>
-                <w:r>
-                  <w:rPr>
-                    <w:rtl w:val="0"/>
-                  </w:rPr>
-                  <w:t xml:space="preserve"> para mostrar el mensaje y actualizar los datos en pantalla.</w:t>
+                  <w:t xml:space="preserve"> guarda la categoría y devuelve confirmación.</w:t>
+                </w:r>
+              </w:p>
+              <w:p>
+                <w:pPr>
+                  <w:widowControl w:val="0"/>
+                  <w:spacing w:before="0" w:line="240" w:lineRule="auto"/>
+                  <w:ind w:left="0"/>
+                  <w:rPr/>
+                </w:pPr>
+                <w:r>
+                  <w:rPr>
+                    <w:rtl w:val="0"/>
+                  </w:rPr>
+                  <w:t xml:space="preserve">El sistema muestra </w:t>
+                </w:r>
+                <w:r>
+                  <w:rPr>
+                    <w:rtl w:val="0"/>
+                  </w:rPr>
+                  <w:t xml:space="preserve">mensaje</w:t>
+                </w:r>
+                <w:r>
+                  <w:rPr>
+                    <w:rtl w:val="0"/>
+                  </w:rPr>
+                  <w:t xml:space="preserve"> de éxito y actualiza la pantalla.</w:t>
                 </w:r>
               </w:p>
             </w:tc>
@@ -3084,7 +3390,7 @@
                   <w:rPr>
                     <w:rtl w:val="0"/>
                   </w:rPr>
-                  <w:t xml:space="preserve">: el sistema cancela la operación y vuelve a la pantalla anterior.</w:t>
+                  <w:t xml:space="preserve">: el sistema cancela la operación y finaliza el caso de uso.</w:t>
                 </w:r>
               </w:p>
             </w:tc>
@@ -3233,7 +3539,7 @@
                   <w:rPr>
                     <w:rtl w:val="0"/>
                   </w:rPr>
-                  <w:t xml:space="preserve">5a</w:t>
+                  <w:t xml:space="preserve">4a</w:t>
                 </w:r>
               </w:p>
             </w:tc>
@@ -3266,7 +3572,20 @@
                   <w:rPr>
                     <w:rtl w:val="0"/>
                   </w:rPr>
-                  <w:t xml:space="preserve">: la InterfazBDD informa el error y se muestra “Error al crear la categoría. Intente nuevamente.”</w:t>
+                  <w:t xml:space="preserve">: la </w:t>
+                </w:r>
+                <w:r>
+                  <w:rPr>
+                    <w:u w:val="single"/>
+                    <w:rtl w:val="0"/>
+                  </w:rPr>
+                  <w:t xml:space="preserve">InterfazBDD</w:t>
+                </w:r>
+                <w:r>
+                  <w:rPr>
+                    <w:rtl w:val="0"/>
+                  </w:rPr>
+                  <w:t xml:space="preserve"> informa el error y se muestra “Error al crear la categoría. Intente nuevamente.”</w:t>
                 </w:r>
               </w:p>
             </w:tc>
@@ -3324,7 +3643,7 @@
                   <w:rPr>
                     <w:rtl w:val="0"/>
                   </w:rPr>
-                  <w:t xml:space="preserve">5b</w:t>
+                  <w:t xml:space="preserve">4b</w:t>
                 </w:r>
               </w:p>
             </w:tc>
@@ -3357,7 +3676,20 @@
                   <w:rPr>
                     <w:rtl w:val="0"/>
                   </w:rPr>
-                  <w:t xml:space="preserve">: la InterfazBDD informa el error y se muestra “Error de conexión con la base de datos.”</w:t>
+                  <w:t xml:space="preserve">: la</w:t>
+                </w:r>
+                <w:r>
+                  <w:rPr>
+                    <w:u w:val="single"/>
+                    <w:rtl w:val="0"/>
+                  </w:rPr>
+                  <w:t xml:space="preserve"> InterfazBDD</w:t>
+                </w:r>
+                <w:r>
+                  <w:rPr>
+                    <w:rtl w:val="0"/>
+                  </w:rPr>
+                  <w:t xml:space="preserve"> informa el error y se muestra “Error de conexión con la base de datos.”</w:t>
                 </w:r>
               </w:p>
             </w:tc>
@@ -3367,82 +3699,10 @@
     </w:sdt>
     <w:p>
       <w:pPr>
-        <w:pStyle w:val="Heading1"/>
-        <w:spacing w:after="60" w:before="0" w:line="276" w:lineRule="auto"/>
-        <w:ind w:left="0"/>
-        <w:rPr>
-          <w:i w:val="1"/>
-          <w:iCs w:val="1"/>
-          <w:color w:val="548dd4"/>
-        </w:rPr>
-      </w:pPr>
-      <w:bookmarkStart w:colFirst="0" w:colLast="0" w:name="_heading=h.vsmvmdeepatz" w:id="4"/>
-      <w:bookmarkEnd w:id="4"/>
-      <w:r>
-        <w:rPr>
-          <w:rtl w:val="0"/>
-        </w:rPr>
-      </w:r>
-    </w:p>
-    <w:p>
-      <w:pPr>
-        <w:pStyle w:val="Heading1"/>
-        <w:keepNext w:val="1"/>
-        <w:keepLines w:val="1"/>
-        <w:ind w:left="0" w:firstLine="0"/>
-        <w:rPr/>
-      </w:pPr>
-      <w:bookmarkStart w:colFirst="0" w:colLast="0" w:name="_heading=h.u5uzq6g9ja89" w:id="5"/>
-      <w:bookmarkEnd w:id="5"/>
-      <w:r>
-        <w:rPr>
-          <w:rtl w:val="0"/>
-        </w:rPr>
-      </w:r>
-    </w:p>
-    <w:p>
-      <w:pPr>
-        <w:pStyle w:val="Heading1"/>
-        <w:keepNext w:val="1"/>
-        <w:keepLines w:val="1"/>
-        <w:ind w:left="0" w:firstLine="0"/>
-        <w:rPr>
-          <w:vertAlign w:val="baseline"/>
-        </w:rPr>
-      </w:pPr>
-      <w:bookmarkStart w:colFirst="0" w:colLast="0" w:name="_heading=h.8606iud146lw" w:id="6"/>
-      <w:bookmarkEnd w:id="6"/>
-      <w:r>
-        <w:rPr>
-          <w:rtl w:val="0"/>
-        </w:rPr>
-      </w:r>
-    </w:p>
-    <w:p>
-      <w:pPr>
         <w:tabs>
           <w:tab w:val="left" w:leader="none" w:pos="0"/>
         </w:tabs>
         <w:ind w:left="0" w:firstLine="0"/>
-        <w:jc w:val="center"/>
-        <w:rPr>
-          <w:i w:val="1"/>
-          <w:iCs w:val="1"/>
-          <w:color w:val="548dd4"/>
-        </w:rPr>
-      </w:pPr>
-      <w:r>
-        <w:rPr>
-          <w:rtl w:val="0"/>
-        </w:rPr>
-      </w:r>
-    </w:p>
-    <w:p>
-      <w:pPr>
-        <w:tabs>
-          <w:tab w:val="left" w:leader="none" w:pos="0"/>
-        </w:tabs>
-        <w:ind w:firstLine="357"/>
         <w:rPr/>
       </w:pPr>
       <w:r>
@@ -3505,171 +3765,6 @@
           <w:rtl w:val="0"/>
         </w:rPr>
         <w:br w:type="textWrapping"/>
-      </w:r>
-    </w:p>
-    <w:p>
-      <w:pPr>
-        <w:keepNext w:val="0"/>
-        <w:keepLines w:val="0"/>
-        <w:pageBreakBefore w:val="0"/>
-        <w:widowControl w:val="1"/>
-        <w:pBdr>
-          <w:top w:space="0" w:sz="0" w:val="nil"/>
-          <w:left w:space="0" w:sz="0" w:val="nil"/>
-          <w:bottom w:space="0" w:sz="0" w:val="nil"/>
-          <w:right w:space="0" w:sz="0" w:val="nil"/>
-          <w:between w:space="0" w:sz="0" w:val="nil"/>
-        </w:pBdr>
-        <w:shd w:fill="auto" w:val="clear"/>
-        <w:tabs>
-          <w:tab w:val="left" w:leader="none" w:pos="0"/>
-        </w:tabs>
-        <w:spacing w:after="0" w:before="200" w:line="276" w:lineRule="auto"/>
-        <w:ind w:left="115" w:right="0" w:hanging="5.9999999999999964"/>
-        <w:jc w:val="both"/>
-        <w:rPr>
-          <w:rFonts w:ascii="Calibri" w:cs="Calibri" w:eastAsia="Calibri" w:hAnsi="Calibri"/>
-          <w:b w:val="0"/>
-          <w:bCs w:val="0"/>
-          <w:i w:val="1"/>
-          <w:iCs w:val="1"/>
-          <w:smallCaps w:val="0"/>
-          <w:strike w:val="0"/>
-          <w:color w:val="548dd4"/>
-          <w:sz w:val="22"/>
-          <w:szCs w:val="22"/>
-          <w:u w:val="none"/>
-          <w:shd w:fill="auto" w:val="clear"/>
-          <w:vertAlign w:val="baseline"/>
-        </w:rPr>
-      </w:pPr>
-      <w:r>
-        <w:rPr>
-          <w:rtl w:val="0"/>
-        </w:rPr>
-      </w:r>
-    </w:p>
-    <w:p>
-      <w:pPr>
-        <w:keepNext w:val="0"/>
-        <w:keepLines w:val="0"/>
-        <w:pageBreakBefore w:val="0"/>
-        <w:widowControl w:val="1"/>
-        <w:pBdr>
-          <w:top w:space="0" w:sz="0" w:val="nil"/>
-          <w:left w:space="0" w:sz="0" w:val="nil"/>
-          <w:bottom w:space="0" w:sz="0" w:val="nil"/>
-          <w:right w:space="0" w:sz="0" w:val="nil"/>
-          <w:between w:space="0" w:sz="0" w:val="nil"/>
-        </w:pBdr>
-        <w:shd w:fill="auto" w:val="clear"/>
-        <w:tabs>
-          <w:tab w:val="left" w:leader="none" w:pos="0"/>
-        </w:tabs>
-        <w:spacing w:after="0" w:before="200" w:line="276" w:lineRule="auto"/>
-        <w:ind w:left="115" w:right="0" w:hanging="5.9999999999999964"/>
-        <w:jc w:val="both"/>
-        <w:rPr>
-          <w:rFonts w:ascii="Calibri" w:cs="Calibri" w:eastAsia="Calibri" w:hAnsi="Calibri"/>
-          <w:b w:val="0"/>
-          <w:bCs w:val="0"/>
-          <w:i w:val="1"/>
-          <w:iCs w:val="1"/>
-          <w:smallCaps w:val="0"/>
-          <w:strike w:val="0"/>
-          <w:color w:val="548dd4"/>
-          <w:sz w:val="22"/>
-          <w:szCs w:val="22"/>
-          <w:u w:val="none"/>
-          <w:shd w:fill="auto" w:val="clear"/>
-          <w:vertAlign w:val="baseline"/>
-        </w:rPr>
-      </w:pPr>
-      <w:r>
-        <w:rPr>
-          <w:rtl w:val="0"/>
-        </w:rPr>
-      </w:r>
-    </w:p>
-    <w:p>
-      <w:pPr>
-        <w:keepNext w:val="0"/>
-        <w:keepLines w:val="0"/>
-        <w:pageBreakBefore w:val="0"/>
-        <w:widowControl w:val="1"/>
-        <w:pBdr>
-          <w:top w:space="0" w:sz="0" w:val="nil"/>
-          <w:left w:space="0" w:sz="0" w:val="nil"/>
-          <w:bottom w:space="0" w:sz="0" w:val="nil"/>
-          <w:right w:space="0" w:sz="0" w:val="nil"/>
-          <w:between w:space="0" w:sz="0" w:val="nil"/>
-        </w:pBdr>
-        <w:shd w:fill="auto" w:val="clear"/>
-        <w:tabs>
-          <w:tab w:val="left" w:leader="none" w:pos="0"/>
-        </w:tabs>
-        <w:spacing w:after="0" w:before="200" w:line="276" w:lineRule="auto"/>
-        <w:ind w:left="115" w:right="0" w:hanging="5.9999999999999964"/>
-        <w:jc w:val="both"/>
-        <w:rPr>
-          <w:rFonts w:ascii="Calibri" w:cs="Calibri" w:eastAsia="Calibri" w:hAnsi="Calibri"/>
-          <w:b w:val="0"/>
-          <w:bCs w:val="0"/>
-          <w:i w:val="1"/>
-          <w:iCs w:val="1"/>
-          <w:smallCaps w:val="0"/>
-          <w:strike w:val="0"/>
-          <w:color w:val="548dd4"/>
-          <w:sz w:val="22"/>
-          <w:szCs w:val="22"/>
-          <w:u w:val="none"/>
-          <w:shd w:fill="auto" w:val="clear"/>
-          <w:vertAlign w:val="baseline"/>
-        </w:rPr>
-      </w:pPr>
-      <w:r>
-        <w:rPr>
-          <w:rtl w:val="0"/>
-        </w:rPr>
-      </w:r>
-    </w:p>
-    <w:p>
-      <w:pPr>
-        <w:keepNext w:val="0"/>
-        <w:keepLines w:val="0"/>
-        <w:pageBreakBefore w:val="0"/>
-        <w:widowControl w:val="1"/>
-        <w:pBdr>
-          <w:top w:space="0" w:sz="0" w:val="nil"/>
-          <w:left w:space="0" w:sz="0" w:val="nil"/>
-          <w:bottom w:space="0" w:sz="0" w:val="nil"/>
-          <w:right w:space="0" w:sz="0" w:val="nil"/>
-          <w:between w:space="0" w:sz="0" w:val="nil"/>
-        </w:pBdr>
-        <w:shd w:fill="auto" w:val="clear"/>
-        <w:spacing w:after="0" w:before="200" w:line="276" w:lineRule="auto"/>
-        <w:ind w:left="357" w:right="0" w:hanging="357"/>
-        <w:jc w:val="center"/>
-        <w:rPr>
-          <w:rFonts w:ascii="Calibri" w:cs="Calibri" w:eastAsia="Calibri" w:hAnsi="Calibri"/>
-          <w:b w:val="0"/>
-          <w:bCs w:val="0"/>
-          <w:i w:val="0"/>
-          <w:iCs w:val="0"/>
-          <w:smallCaps w:val="0"/>
-          <w:strike w:val="0"/>
-          <w:color w:val="000000"/>
-          <w:sz w:val="22"/>
-          <w:szCs w:val="22"/>
-          <w:u w:val="none"/>
-          <w:shd w:fill="auto" w:val="clear"/>
-          <w:vertAlign w:val="baseline"/>
-        </w:rPr>
-      </w:pPr>
-      <w:r>
-        <w:rPr>
-          <w:rtl w:val="0"/>
-        </w:rPr>
       </w:r>
     </w:p>
     <w:p>
@@ -5150,12 +5245,12 @@
           <wp:extent cx="425450" cy="666750"/>
           <wp:effectExtent b="0" l="0" r="0" t="0"/>
           <wp:wrapSquare wrapText="bothSides" distB="0" distT="0" distL="114300" distR="114300"/>
-          <wp:docPr descr="UNPA.JPG" id="135" name="image3.jpg"/>
+          <wp:docPr descr="UNPA.JPG" id="135" name="image1.jpg"/>
           <a:graphic>
             <a:graphicData uri="http://schemas.openxmlformats.org/drawingml/2006/picture">
               <pic:pic>
                 <pic:nvPicPr>
-                  <pic:cNvPr descr="UNPA.JPG" id="0" name="image3.jpg"/>
+                  <pic:cNvPr descr="UNPA.JPG" id="0" name="image1.jpg"/>
                   <pic:cNvPicPr preferRelativeResize="0"/>
                 </pic:nvPicPr>
                 <pic:blipFill>
@@ -6857,7 +6952,7 @@
 
 <file path=customXML/item1.xml><?xml version="1.0" encoding="utf-8"?>
 <go:gDocsCustomXmlDataStorage xmlns:go="http://customooxmlschemas.google.com/" xmlns:r="http://schemas.openxmlformats.org/officeDocument/2006/relationships" uri="GoogleDocsCustomDataVersion2">
-  <go:docsCustomData xmlns:go="http://customooxmlschemas.google.com/" roundtripDataSignature="AMtx7mgKZWQpM11f4/DpvCVazS5YoNgBPQ==">CgMxLjAaHwoBMBIaChgICVIUChJ0YWJsZS5obTZvbDg3ODRueWgyDmgucWpubW8wMWNocTdmMg5oLmtpajVjc2U5dnRwaTIOaC52eXQ2OWVhNTE5YTgyDmgubmNuamtlOTU1YXh1Mg5oLnZzbXZtZGVlcGF0ejIOaC51NXV6cTZnOWphODkyDmguODYwNml1ZDE0Nmx3OAByITFaNkJZaG5Pck9hOHd3Zmp5d0NpZnJURGpPU1VqcmYzWQ==</go:docsCustomData>
+  <go:docsCustomData xmlns:go="http://customooxmlschemas.google.com/" roundtripDataSignature="AMtx7mjDIrdVnu+Xxbu+KoiZvwkC9/4L5Q==">CgMxLjAaHwoBMBIaChgICVIUChJ0YWJsZS5obTZvbDg3ODRueWgyDmgucWpubW8wMWNocTdmMg5oLmtpajVjc2U5dnRwaTIOaC52eXQ2OWVhNTE5YTgyDmgubmNuamtlOTU1YXh1OAByITFaNkJZaG5Pck9hOHd3Zmp5d0NpZnJURGpPU1VqcmYzWQ==</go:docsCustomData>
 </go:gDocsCustomXmlDataStorage>
 </file>
 
